--- a/c01/FILM-Excel-01-Structurare.docx
+++ b/c01/FILM-Excel-01-Structurare.docx
@@ -122,6 +122,313 @@
           <w:sz w:val="20"/>
         </w:rPr>
         <w:t>Înainte de orice calcul, structura.</w:t>
+      </w:r>
+    </w:p>
+    <w:p>
+      <w:r>
+        <w:rPr>
+          <w:b/>
+          <w:color w:val="000000"/>
+          <w:sz w:val="32"/>
+        </w:rPr>
+        <w:t>SLIDES EXECUTIVE · SHOW FINAL VIDEO</w:t>
+      </w:r>
+    </w:p>
+    <w:p>
+      <w:r>
+        <w:rPr>
+          <w:b w:val="0"/>
+          <w:sz w:val="20"/>
+        </w:rPr>
+        <w:t>Cele 6 slide-uri din show-ul executiv de la finalul videoului (recapitulare cinematică, una per etapă). STARE = exec-emotion (2-3 cuvinte). FRAZĂ DE IMPACT = exec-phrase (o frază memorabilă). Sursă pentru slide-urile exec din HTML-Video; editează-le aici și se propagă în machete.</w:t>
+      </w:r>
+    </w:p>
+    <w:p>
+      <w:r>
+        <w:rPr>
+          <w:b/>
+          <w:color w:val="000000"/>
+          <w:sz w:val="26"/>
+        </w:rPr>
+        <w:t>SLIDE EXEC 1 · REALITATE</w:t>
+      </w:r>
+    </w:p>
+    <w:p>
+      <w:r>
+        <w:rPr>
+          <w:b/>
+          <w:color w:val="333333"/>
+          <w:sz w:val="22"/>
+        </w:rPr>
+        <w:t>STARE (exec-emotion)</w:t>
+      </w:r>
+    </w:p>
+    <w:p>
+      <w:r>
+        <w:rPr>
+          <w:b w:val="0"/>
+          <w:sz w:val="20"/>
+        </w:rPr>
+        <w:t>Adevărul brutal</w:t>
+      </w:r>
+    </w:p>
+    <w:p>
+      <w:r>
+        <w:rPr>
+          <w:b/>
+          <w:color w:val="333333"/>
+          <w:sz w:val="22"/>
+        </w:rPr>
+        <w:t>FRAZĂ DE IMPACT (exec-phrase)</w:t>
+      </w:r>
+    </w:p>
+    <w:p>
+      <w:r>
+        <w:rPr>
+          <w:b w:val="0"/>
+          <w:sz w:val="20"/>
+        </w:rPr>
+        <w:t>Te uiți la un tabel. Astăzi am descoperit de ce nu era unul.</w:t>
+      </w:r>
+    </w:p>
+    <w:p>
+      <w:r>
+        <w:rPr>
+          <w:b/>
+          <w:color w:val="000000"/>
+          <w:sz w:val="26"/>
+        </w:rPr>
+        <w:t>SLIDE EXEC 2 · INVESTIGAȚIE</w:t>
+      </w:r>
+    </w:p>
+    <w:p>
+      <w:r>
+        <w:rPr>
+          <w:b/>
+          <w:color w:val="333333"/>
+          <w:sz w:val="22"/>
+        </w:rPr>
+        <w:t>STARE (exec-emotion)</w:t>
+      </w:r>
+    </w:p>
+    <w:p>
+      <w:r>
+        <w:rPr>
+          <w:b w:val="0"/>
+          <w:sz w:val="20"/>
+        </w:rPr>
+        <w:t>Suspiciune controlată</w:t>
+      </w:r>
+    </w:p>
+    <w:p>
+      <w:r>
+        <w:rPr>
+          <w:b/>
+          <w:color w:val="333333"/>
+          <w:sz w:val="22"/>
+        </w:rPr>
+        <w:t>FRAZĂ DE IMPACT (exec-phrase)</w:t>
+      </w:r>
+    </w:p>
+    <w:p>
+      <w:r>
+        <w:rPr>
+          <w:b w:val="0"/>
+          <w:sz w:val="20"/>
+        </w:rPr>
+        <w:t>AI-ul nu repară. AI-ul mărturisește.</w:t>
+      </w:r>
+    </w:p>
+    <w:p>
+      <w:r>
+        <w:rPr>
+          <w:b/>
+          <w:color w:val="000000"/>
+          <w:sz w:val="26"/>
+        </w:rPr>
+        <w:t>SLIDE EXEC 3 · TRANSFORMARE</w:t>
+      </w:r>
+    </w:p>
+    <w:p>
+      <w:r>
+        <w:rPr>
+          <w:b/>
+          <w:color w:val="333333"/>
+          <w:sz w:val="22"/>
+        </w:rPr>
+        <w:t>STARE (exec-emotion)</w:t>
+      </w:r>
+    </w:p>
+    <w:p>
+      <w:r>
+        <w:rPr>
+          <w:b w:val="0"/>
+          <w:sz w:val="20"/>
+        </w:rPr>
+        <w:t>Reconstrucție chirurgicală</w:t>
+      </w:r>
+    </w:p>
+    <w:p>
+      <w:r>
+        <w:rPr>
+          <w:b/>
+          <w:color w:val="333333"/>
+          <w:sz w:val="22"/>
+        </w:rPr>
+        <w:t>FRAZĂ DE IMPACT (exec-phrase)</w:t>
+      </w:r>
+    </w:p>
+    <w:p>
+      <w:r>
+        <w:rPr>
+          <w:b w:val="0"/>
+          <w:sz w:val="20"/>
+        </w:rPr>
+        <w:t>Nu am reparat cifre. Am reconstruit infrastructura.</w:t>
+      </w:r>
+    </w:p>
+    <w:p>
+      <w:r>
+        <w:rPr>
+          <w:b/>
+          <w:color w:val="000000"/>
+          <w:sz w:val="26"/>
+        </w:rPr>
+        <w:t>SLIDE EXEC 4 · VERIFICARE</w:t>
+      </w:r>
+    </w:p>
+    <w:p>
+      <w:r>
+        <w:rPr>
+          <w:b/>
+          <w:color w:val="333333"/>
+          <w:sz w:val="22"/>
+        </w:rPr>
+        <w:t>STARE (exec-emotion)</w:t>
+      </w:r>
+    </w:p>
+    <w:p>
+      <w:r>
+        <w:rPr>
+          <w:b w:val="0"/>
+          <w:sz w:val="20"/>
+        </w:rPr>
+        <w:t>Încredere câștigată</w:t>
+      </w:r>
+    </w:p>
+    <w:p>
+      <w:r>
+        <w:rPr>
+          <w:b/>
+          <w:color w:val="333333"/>
+          <w:sz w:val="22"/>
+        </w:rPr>
+        <w:t>FRAZĂ DE IMPACT (exec-phrase)</w:t>
+      </w:r>
+    </w:p>
+    <w:p>
+      <w:r>
+        <w:rPr>
+          <w:b w:val="0"/>
+          <w:sz w:val="20"/>
+        </w:rPr>
+        <w:t>Un proces care a rulat nu este un proces care a funcționat.</w:t>
+      </w:r>
+    </w:p>
+    <w:p>
+      <w:r>
+        <w:rPr>
+          <w:b/>
+          <w:color w:val="000000"/>
+          <w:sz w:val="26"/>
+        </w:rPr>
+        <w:t>SLIDE EXEC 5 · STABILIZARE</w:t>
+      </w:r>
+    </w:p>
+    <w:p>
+      <w:r>
+        <w:rPr>
+          <w:b/>
+          <w:color w:val="333333"/>
+          <w:sz w:val="22"/>
+        </w:rPr>
+        <w:t>STARE (exec-emotion)</w:t>
+      </w:r>
+    </w:p>
+    <w:p>
+      <w:r>
+        <w:rPr>
+          <w:b w:val="0"/>
+          <w:sz w:val="20"/>
+        </w:rPr>
+        <w:t>Permanență operațională</w:t>
+      </w:r>
+    </w:p>
+    <w:p>
+      <w:r>
+        <w:rPr>
+          <w:b/>
+          <w:color w:val="333333"/>
+          <w:sz w:val="22"/>
+        </w:rPr>
+        <w:t>FRAZĂ DE IMPACT (exec-phrase)</w:t>
+      </w:r>
+    </w:p>
+    <w:p>
+      <w:r>
+        <w:rPr>
+          <w:b w:val="0"/>
+          <w:sz w:val="20"/>
+        </w:rPr>
+        <w:t>Un export curat astăzi este un export contaminat luna viitoare. Dacă nu există mecanism.</w:t>
+      </w:r>
+    </w:p>
+    <w:p>
+      <w:r>
+        <w:rPr>
+          <w:b/>
+          <w:color w:val="000000"/>
+          <w:sz w:val="26"/>
+        </w:rPr>
+        <w:t>SLIDE EXEC 6 · CONFIRMARE</w:t>
+      </w:r>
+    </w:p>
+    <w:p>
+      <w:r>
+        <w:rPr>
+          <w:b/>
+          <w:color w:val="333333"/>
+          <w:sz w:val="22"/>
+        </w:rPr>
+        <w:t>STARE (exec-emotion)</w:t>
+      </w:r>
+    </w:p>
+    <w:p>
+      <w:r>
+        <w:rPr>
+          <w:b w:val="0"/>
+          <w:sz w:val="20"/>
+        </w:rPr>
+        <w:t>Predarea către viitor</w:t>
+      </w:r>
+    </w:p>
+    <w:p>
+      <w:r>
+        <w:rPr>
+          <w:b/>
+          <w:color w:val="333333"/>
+          <w:sz w:val="22"/>
+        </w:rPr>
+        <w:t>FRAZĂ DE IMPACT (exec-phrase)</w:t>
+      </w:r>
+    </w:p>
+    <w:p>
+      <w:r>
+        <w:rPr>
+          <w:b w:val="0"/>
+          <w:sz w:val="20"/>
+        </w:rPr>
+        <w:t>Arată ca tabel. De data asta, chiar este.</w:t>
       </w:r>
     </w:p>
     <w:p>

--- a/c01/FILM-Excel-01-Structurare.docx
+++ b/c01/FILM-Excel-01-Structurare.docx
@@ -122,6 +122,56 @@
           <w:sz w:val="20"/>
         </w:rPr>
         <w:t>Înainte de orice calcul, structura.</w:t>
+      </w:r>
+    </w:p>
+    <w:p>
+      <w:pPr>
+        <w:spacing w:before="200" w:after="80"/>
+      </w:pPr>
+      <w:r>
+        <w:rPr>
+          <w:b/>
+          <w:color w:val="000000"/>
+          <w:sz w:val="26"/>
+        </w:rPr>
+        <w:t>WOW (PAYOFF FINAL)</w:t>
+      </w:r>
+    </w:p>
+    <w:p>
+      <w:pPr>
+        <w:spacing w:after="80"/>
+      </w:pPr>
+      <w:r>
+        <w:rPr>
+          <w:rFonts w:ascii="Calibri" w:hAnsi="Calibri"/>
+          <w:sz w:val="20"/>
+        </w:rPr>
+        <w:t>Tabelul nu mai pare curat. Este demonstrabil curat.</w:t>
+      </w:r>
+    </w:p>
+    <w:p>
+      <w:pPr>
+        <w:spacing w:before="200" w:after="80"/>
+      </w:pPr>
+      <w:r>
+        <w:rPr>
+          <w:b/>
+          <w:color w:val="000000"/>
+          <w:sz w:val="26"/>
+        </w:rPr>
+        <w:t>MOTTO (SEMNĂTURĂ OPERATOR)</w:t>
+      </w:r>
+    </w:p>
+    <w:p>
+      <w:pPr>
+        <w:spacing w:after="80"/>
+      </w:pPr>
+      <w:r>
+        <w:rPr>
+          <w:rFonts w:ascii="Calibri" w:hAnsi="Calibri"/>
+          <w:sz w:val="20"/>
+        </w:rPr>
+        <w:t>Nu reconstruim tabelul. Îl facem controlabil.</w:t>
       </w:r>
     </w:p>
     <w:p>
@@ -429,56 +479,6 @@
           <w:sz w:val="20"/>
         </w:rPr>
         <w:t>Arată ca tabel. De data asta, chiar este.</w:t>
-      </w:r>
-    </w:p>
-    <w:p>
-      <w:pPr>
-        <w:spacing w:before="200" w:after="80"/>
-      </w:pPr>
-      <w:r>
-        <w:rPr>
-          <w:b/>
-          <w:color w:val="000000"/>
-          <w:sz w:val="26"/>
-        </w:rPr>
-        <w:t>WOW (PAYOFF FINAL)</w:t>
-      </w:r>
-    </w:p>
-    <w:p>
-      <w:pPr>
-        <w:spacing w:after="80"/>
-      </w:pPr>
-      <w:r>
-        <w:rPr>
-          <w:rFonts w:ascii="Calibri" w:hAnsi="Calibri"/>
-          <w:sz w:val="20"/>
-        </w:rPr>
-        <w:t>Tabelul nu mai pare curat. Este demonstrabil curat.</w:t>
-      </w:r>
-    </w:p>
-    <w:p>
-      <w:pPr>
-        <w:spacing w:before="200" w:after="80"/>
-      </w:pPr>
-      <w:r>
-        <w:rPr>
-          <w:b/>
-          <w:color w:val="000000"/>
-          <w:sz w:val="26"/>
-        </w:rPr>
-        <w:t>MOTTO (SEMNĂTURĂ OPERATOR)</w:t>
-      </w:r>
-    </w:p>
-    <w:p>
-      <w:pPr>
-        <w:spacing w:after="80"/>
-      </w:pPr>
-      <w:r>
-        <w:rPr>
-          <w:rFonts w:ascii="Calibri" w:hAnsi="Calibri"/>
-          <w:sz w:val="20"/>
-        </w:rPr>
-        <w:t>Nu reconstruim tabelul. Îl facem controlabil.</w:t>
       </w:r>
     </w:p>
     <w:p>

--- a/c01/FILM-Excel-01-Structurare.docx
+++ b/c01/FILM-Excel-01-Structurare.docx
@@ -159,7 +159,7 @@
           <w:color w:val="000000"/>
           <w:sz w:val="26"/>
         </w:rPr>
-        <w:t>MOTTO (SEMNĂTURĂ OPERATOR)</w:t>
+        <w:t>MOTTO (SEMNĂTURĂ)</w:t>
       </w:r>
     </w:p>
     <w:p>
@@ -527,7 +527,7 @@
           <w:rFonts w:ascii="Calibri" w:hAnsi="Calibri"/>
           <w:sz w:val="20"/>
         </w:rPr>
-        <w:t>Conține 7 fenomene structurale demonstrabil prezente, toate vizibile sub forma de aparență de tabel curat. Construcția C01 le predă pe rând operatorului ca să le poată recunoaște la prima privire în orice export ERP viitor.</w:t>
+        <w:t>Conține 7 fenomene structurale demonstrabil prezente, toate vizibile sub forma de aparență de tabel curat. Construcția C01 ni le predă pe rând ca să le putem recunoaște la prima privire în orice export ERP viitor.</w:t>
       </w:r>
     </w:p>
     <w:p>
@@ -590,7 +590,7 @@
           <w:rFonts w:ascii="Calibri" w:hAnsi="Calibri"/>
           <w:sz w:val="20"/>
         </w:rPr>
-        <w:t>Furnizează unelte moderne (AGGREGATE) care fac vizibilă contaminarea structurală fără să o repare. Aplică transformările cerute de operator, una câte una.</w:t>
+        <w:t>Furnizează unelte moderne (AGGREGATE) care fac vizibilă contaminarea structurală fără să o repare. Aplică transformările cerute de noi, una câte una.</w:t>
       </w:r>
     </w:p>
     <w:p>
@@ -603,7 +603,7 @@
           <w:color w:val="333333"/>
           <w:sz w:val="22"/>
         </w:rPr>
-        <w:t>OPERATORUL</w:t>
+        <w:t>NOI</w:t>
       </w:r>
     </w:p>
     <w:p>
@@ -615,7 +615,7 @@
           <w:rFonts w:ascii="Calibri" w:hAnsi="Calibri"/>
           <w:sz w:val="20"/>
         </w:rPr>
-        <w:t>Cere demonstrația. Recunoaște fiecare fenomen ca specie. Acceptă transformarea controlată. Nu reconstruiește din nou, doar face structura controlabilă.</w:t>
+        <w:t>Cerem demonstrația. Recunoaștem fiecare fenomen ca specie. Acceptăm transformarea controlată. Nu reconstruiește din nou, doar face structura controlabilă.</w:t>
       </w:r>
     </w:p>
     <w:p>
@@ -879,7 +879,7 @@
           <w:rFonts w:ascii="Calibri" w:hAnsi="Calibri"/>
           <w:sz w:val="20"/>
         </w:rPr>
-        <w:t>Operatorul deschide fișierul, recunoaște aparența impecabilă, fixează intenția de control.</w:t>
+        <w:t>Deschidem fișierul, recunoaște aparența impecabilă, fixează intenția de control.</w:t>
       </w:r>
     </w:p>
     <w:p>
@@ -1005,7 +1005,7 @@
           <w:rFonts w:ascii="Calibri" w:hAnsi="Calibri"/>
           <w:sz w:val="20"/>
         </w:rPr>
-        <w:t>Operatorul rostește martorul: "Suma de control vizibilă: șapte milioane nouă sute optzeci și șase de mii nouăsprezece lei. Verific dacă această sumă este ce arată tabelul sau ce conține tabelul."</w:t>
+        <w:t>Confirmăm martorul: "Suma de control vizibilă: șapte milioane nouă sute optzeci și șase de mii nouăsprezece lei. Verific dacă această sumă este ce arată tabelul sau ce conține tabelul."</w:t>
       </w:r>
     </w:p>
     <w:p>
@@ -1182,7 +1182,7 @@
           <w:rFonts w:ascii="Calibri" w:hAnsi="Calibri"/>
           <w:sz w:val="20"/>
         </w:rPr>
-        <w:t>Copilot deschis în panoul lateral. Operatorul lipește promptul 1 (INSTRUMENT DE INVESTIGAȚIE). AI rulează. Datele nu se schimbă. Raportul apare în chat: 7 fenomene structurale identificate, cuantificate, localizate.</w:t>
+        <w:t>Copilot deschis în panoul lateral. Lipim promptul 1 (INSTRUMENT DE INVESTIGAȚIE). AI rulează. Datele nu se schimbă. Raportul apare în chat: 7 fenomene structurale identificate, cuantificate, localizate.</w:t>
       </w:r>
     </w:p>
     <w:p>
@@ -1232,7 +1232,7 @@
           <w:rFonts w:ascii="Calibri" w:hAnsi="Calibri"/>
           <w:sz w:val="20"/>
         </w:rPr>
-        <w:t>Operatorul citește raportul cu voce tare: "Șapte fenomene structurale identificate. Șase contaminate. Unul leac. Acum știu ce întreb tabelul."</w:t>
+        <w:t>Citim raportul cu voce tare: "Șapte fenomene structurale identificate. Șase contaminate. Unul leac. Acum știu ce întreb tabelul."</w:t>
       </w:r>
     </w:p>
     <w:p>
@@ -1333,7 +1333,7 @@
           <w:rFonts w:ascii="Calibri" w:hAnsi="Calibri"/>
           <w:sz w:val="20"/>
         </w:rPr>
-        <w:t>Operatorul aplică promptul 2 (INSTRUMENT DE TRANSFORMARE CONTROLATĂ). AI neutralizează fiecare fenomen contaminat, păstrează AGGREGATE ca leac modern. Zero rânduri suprimate ne-explicit.</w:t>
+        <w:t>Aplicăm promptul 2 (INSTRUMENT DE TRANSFORMARE CONTROLATĂ). AI neutralizează fiecare fenomen contaminat, păstrează AGGREGATE ca leac modern. Zero rânduri suprimate ne-explicit.</w:t>
       </w:r>
     </w:p>
     <w:p>
@@ -1409,7 +1409,7 @@
           <w:rFonts w:ascii="Calibri" w:hAnsi="Calibri"/>
           <w:sz w:val="20"/>
         </w:rPr>
-        <w:t>Promptul 2 lipit în Copilot. AI propune transformările pas cu pas. Operatorul confirmă fiecare. Header devine 1 rând. 5 rânduri parazite (4 SUBTOTAL + 1 TOTAL) eliminate. 53 blank eliminate. Coloana J devine vizibilă. Cell-merging desfăcut. AutoFilter dezactivat. SUM tradițional înlocuit cu AGGREGATE.</w:t>
+        <w:t>Promptul 2 lipit în Copilot. AI propune transformările pas cu pas. Confirmăm fiecare. Header devine 1 rând. 5 rânduri parazite (4 SUBTOTAL + 1 TOTAL) eliminate. 53 blank eliminate. Coloana J devine vizibilă. Cell-merging desfăcut. AutoFilter dezactivat. SUM tradițional înlocuit cu AGGREGATE.</w:t>
       </w:r>
     </w:p>
     <w:p>
@@ -1434,7 +1434,7 @@
           <w:rFonts w:ascii="Calibri" w:hAnsi="Calibri"/>
           <w:sz w:val="20"/>
         </w:rPr>
-        <w:t>AI traduce intenția operatorului în pași Excel concreți. Confirmă efectul fiecărui pas. Nu inițiază transformări neînțelese de operator.</w:t>
+        <w:t>AI traduce intenția noastră în pași Excel concreți. Confirmă efectul fiecărui pas. Nu inițiază transformări pe care nu le înțelegem.</w:t>
       </w:r>
     </w:p>
     <w:p>
@@ -1459,7 +1459,7 @@
           <w:rFonts w:ascii="Calibri" w:hAnsi="Calibri"/>
           <w:sz w:val="20"/>
         </w:rPr>
-        <w:t>Operatorul rostește martorul după fiecare pas major: "Header e acum un singur rând. Pot filtra. Pot sorta. Pot lua data ca data."</w:t>
+        <w:t>Confirmăm martorul după fiecare pas major: "Header e acum un singur rând. Pot filtra. Pot sorta. Pot lua data ca data."</w:t>
       </w:r>
     </w:p>
     <w:p>
@@ -1636,7 +1636,7 @@
           <w:rFonts w:ascii="Calibri" w:hAnsi="Calibri"/>
           <w:sz w:val="20"/>
         </w:rPr>
-        <w:t>Cursor pe celula goală sub coloana valoare_neta. Operator scrie =AGGREGATE(9,5,...). Cifra apare: 7.986.019,38 lei. Egal cu martorul inițial. Confirmare.</w:t>
+        <w:t>Cursor pe celula goală sub coloana valoare_neta. Scriem =AGGREGATE(9,5,...). Cifra apare: 7.986.019,38 lei. Egal cu martorul inițial. Confirmare.</w:t>
       </w:r>
     </w:p>
     <w:p>
@@ -1686,7 +1686,7 @@
           <w:rFonts w:ascii="Calibri" w:hAnsi="Calibri"/>
           <w:sz w:val="20"/>
         </w:rPr>
-        <w:t>Operatorul citește cu voce tare: "Șapte milioane nouă sute optzeci și șase de mii nouăsprezece lei și treizeci și opt de bani. Egal cu martorul. Transformarea e neutră semantic."</w:t>
+        <w:t>Citim cu voce tare: "Șapte milioane nouă sute optzeci și șase de mii nouăsprezece lei și treizeci și opt de bani. Egal cu martorul. Transformarea e neutră semantic."</w:t>
       </w:r>
     </w:p>
     <w:p>
@@ -1863,7 +1863,7 @@
           <w:rFonts w:ascii="Calibri" w:hAnsi="Calibri"/>
           <w:sz w:val="20"/>
         </w:rPr>
-        <w:t>Operator deschide Data → From File → fișierul Excel original. Power Query Editor pornește. Promoted Headers, Removed Top Rows (3), Removed SUBTOTAL Rows, Removed TOTAL Row, Removed Blank Rows, Unhide Column. Fluxul are 6 Applied Steps vizibile lateral. Close &amp; Load.</w:t>
+        <w:t>Deschidem Data → From File → fișierul Excel original. Power Query Editor pornește. Promoted Headers, Removed Top Rows (3), Removed SUBTOTAL Rows, Removed TOTAL Row, Removed Blank Rows, Unhide Column. Fluxul are 6 Applied Steps vizibile lateral. Close &amp; Load.</w:t>
       </w:r>
     </w:p>
     <w:p>
@@ -1888,7 +1888,7 @@
           <w:rFonts w:ascii="Calibri" w:hAnsi="Calibri"/>
           <w:sz w:val="20"/>
         </w:rPr>
-        <w:t>AI nu intervine. Power Query are propriul model declarativ. Operatorul învață sintaxa fluxului.</w:t>
+        <w:t>AI nu intervine. Power Query are propriul model declarativ. Învățăm sintaxa fluxului.</w:t>
       </w:r>
     </w:p>
     <w:p>
@@ -1913,7 +1913,7 @@
           <w:rFonts w:ascii="Calibri" w:hAnsi="Calibri"/>
           <w:sz w:val="20"/>
         </w:rPr>
-        <w:t>Operatorul rostește martorul: "Fluxul e salvat. La luna viitoare apăs Refresh All. Cele 6 transformări se re-aplică pe noul export."</w:t>
+        <w:t>Confirmăm martorul: "Fluxul e salvat. La luna viitoare apăs Refresh All. Cele 6 transformări se re-aplică pe noul export."</w:t>
       </w:r>
     </w:p>
     <w:p>
@@ -2039,7 +2039,7 @@
           <w:rFonts w:ascii="Calibri" w:hAnsi="Calibri"/>
           <w:sz w:val="20"/>
         </w:rPr>
-        <w:t>Predare conștientă. Operatorul nu confundă "tabel curat structural" cu "date corecte operațional". Asta vine la C02.</w:t>
+        <w:t>Predare conștientă. Nu confundăm "tabel curat structural" cu "date corecte operațional". Asta vine la C02.</w:t>
       </w:r>
     </w:p>
     <w:p>
@@ -2140,7 +2140,7 @@
           <w:rFonts w:ascii="Calibri" w:hAnsi="Calibri"/>
           <w:sz w:val="20"/>
         </w:rPr>
-        <w:t>Operatorul rostește semnătura: "Nu am reconstruit tabelul. L-am făcut controlabil. Suma de control: șapte milioane nouă sute optzeci și șase de mii nouăsprezece lei. Predat către C02."</w:t>
+        <w:t>Rostim semnătura: "Nu am reconstruit tabelul. L-am făcut controlabil. Suma de control: șapte milioane nouă sute optzeci și șase de mii nouăsprezece lei. Predat către C02."</w:t>
       </w:r>
     </w:p>
     <w:p>

--- a/c01/FILM-Excel-01-Structurare.docx
+++ b/c01/FILM-Excel-01-Structurare.docx
@@ -603,7 +603,7 @@
           <w:color w:val="333333"/>
           <w:sz w:val="22"/>
         </w:rPr>
-        <w:t>NOI</w:t>
+        <w:t>CONTROL UMAN</w:t>
       </w:r>
     </w:p>
     <w:p>

--- a/c01/FILM-Excel-01-Structurare.docx
+++ b/c01/FILM-Excel-01-Structurare.docx
@@ -286,7 +286,7 @@
           <w:b w:val="0"/>
           <w:sz w:val="20"/>
         </w:rPr>
-        <w:t>AI-ul nu repară. AI-ul mărturisește.</w:t>
+        <w:t>AI-ul nu repară. AI-ul scoate adevărul la suprafață.</w:t>
       </w:r>
     </w:p>
     <w:p>

--- a/c01/FILM-Excel-01-Structurare.docx
+++ b/c01/FILM-Excel-01-Structurare.docx
@@ -84,6 +84,31 @@
           <w:color w:val="000000"/>
           <w:sz w:val="26"/>
         </w:rPr>
+        <w:t>MICRO-BRIEF</w:t>
+      </w:r>
+    </w:p>
+    <w:p>
+      <w:pPr>
+        <w:spacing w:after="80"/>
+      </w:pPr>
+      <w:r>
+        <w:rPr>
+          <w:rFonts w:ascii="Calibri" w:hAnsi="Calibri"/>
+          <w:sz w:val="20"/>
+        </w:rPr>
+        <w:t>Un export poate avea aspectul unui tabel Excel și totuși să nu respecte regulile unui tabel real. În această construcție demonstrăm diferența dintre aparență și structură.</w:t>
+      </w:r>
+    </w:p>
+    <w:p>
+      <w:pPr>
+        <w:spacing w:before="200" w:after="80"/>
+      </w:pPr>
+      <w:r>
+        <w:rPr>
+          <w:b/>
+          <w:color w:val="000000"/>
+          <w:sz w:val="26"/>
+        </w:rPr>
         <w:t>MIZA</w:t>
       </w:r>
     </w:p>
@@ -172,6 +197,249 @@
           <w:sz w:val="20"/>
         </w:rPr>
         <w:t>Nu reconstruim tabelul. Îl facem controlabil.</w:t>
+      </w:r>
+    </w:p>
+    <w:p>
+      <w:r>
+        <w:rPr>
+          <w:b/>
+          <w:color w:val="000000"/>
+          <w:sz w:val="32"/>
+        </w:rPr>
+        <w:t>BRIEF STUDIU · PEDAGOGIC</w:t>
+      </w:r>
+    </w:p>
+    <w:p>
+      <w:pPr>
+        <w:spacing w:before="200" w:after="80"/>
+      </w:pPr>
+      <w:r>
+        <w:rPr>
+          <w:b/>
+          <w:color w:val="000000"/>
+          <w:sz w:val="26"/>
+        </w:rPr>
+        <w:t>ÎNTREBAREA CONSTRUCȚIEI</w:t>
+      </w:r>
+    </w:p>
+    <w:p>
+      <w:pPr>
+        <w:spacing w:after="80"/>
+      </w:pPr>
+      <w:r>
+        <w:rPr>
+          <w:rFonts w:ascii="Calibri" w:hAnsi="Calibri"/>
+          <w:sz w:val="20"/>
+        </w:rPr>
+        <w:t>Este acesta cu adevărat un tabel?</w:t>
+      </w:r>
+    </w:p>
+    <w:p>
+      <w:pPr>
+        <w:spacing w:before="200" w:after="80"/>
+      </w:pPr>
+      <w:r>
+        <w:rPr>
+          <w:b/>
+          <w:color w:val="000000"/>
+          <w:sz w:val="26"/>
+        </w:rPr>
+        <w:t>DE CE CONTEAZĂ</w:t>
+      </w:r>
+    </w:p>
+    <w:p>
+      <w:pPr>
+        <w:spacing w:after="80"/>
+      </w:pPr>
+      <w:r>
+        <w:rPr>
+          <w:rFonts w:ascii="Calibri" w:hAnsi="Calibri"/>
+          <w:sz w:val="20"/>
+        </w:rPr>
+        <w:t>Un export poate avea aspectul unui tabel Excel și totuși să încalce regulile fundamentale ale unei structuri controlabile. Dacă fundația este greșită, toate construcțiile ulterioare moștenesc eroarea.</w:t>
+      </w:r>
+    </w:p>
+    <w:p>
+      <w:pPr>
+        <w:spacing w:before="200" w:after="80"/>
+      </w:pPr>
+      <w:r>
+        <w:rPr>
+          <w:b/>
+          <w:color w:val="000000"/>
+          <w:sz w:val="26"/>
+        </w:rPr>
+        <w:t>ÎNAINTE</w:t>
+      </w:r>
+    </w:p>
+    <w:p>
+      <w:pPr>
+        <w:spacing w:after="80"/>
+      </w:pPr>
+      <w:r>
+        <w:rPr>
+          <w:rFonts w:ascii="Calibri" w:hAnsi="Calibri"/>
+          <w:sz w:val="20"/>
+        </w:rPr>
+        <w:t>• subtotaluri amestecate cu date</w:t>
+      </w:r>
+    </w:p>
+    <w:p>
+      <w:pPr>
+        <w:spacing w:after="80"/>
+      </w:pPr>
+      <w:r>
+        <w:rPr>
+          <w:rFonts w:ascii="Calibri" w:hAnsi="Calibri"/>
+          <w:sz w:val="20"/>
+        </w:rPr>
+        <w:t>• celule unite</w:t>
+      </w:r>
+    </w:p>
+    <w:p>
+      <w:pPr>
+        <w:spacing w:after="80"/>
+      </w:pPr>
+      <w:r>
+        <w:rPr>
+          <w:rFonts w:ascii="Calibri" w:hAnsi="Calibri"/>
+          <w:sz w:val="20"/>
+        </w:rPr>
+        <w:t>• coloane ascunse</w:t>
+      </w:r>
+    </w:p>
+    <w:p>
+      <w:pPr>
+        <w:spacing w:after="80"/>
+      </w:pPr>
+      <w:r>
+        <w:rPr>
+          <w:rFonts w:ascii="Calibri" w:hAnsi="Calibri"/>
+          <w:sz w:val="20"/>
+        </w:rPr>
+        <w:t>• separatoare artificiale</w:t>
+      </w:r>
+    </w:p>
+    <w:p>
+      <w:pPr>
+        <w:spacing w:before="200" w:after="80"/>
+      </w:pPr>
+      <w:r>
+        <w:rPr>
+          <w:b/>
+          <w:color w:val="000000"/>
+          <w:sz w:val="26"/>
+        </w:rPr>
+        <w:t>DUPĂ</w:t>
+      </w:r>
+    </w:p>
+    <w:p>
+      <w:pPr>
+        <w:spacing w:after="80"/>
+      </w:pPr>
+      <w:r>
+        <w:rPr>
+          <w:rFonts w:ascii="Calibri" w:hAnsi="Calibri"/>
+          <w:sz w:val="20"/>
+        </w:rPr>
+        <w:t>• tabel valid</w:t>
+      </w:r>
+    </w:p>
+    <w:p>
+      <w:pPr>
+        <w:spacing w:after="80"/>
+      </w:pPr>
+      <w:r>
+        <w:rPr>
+          <w:rFonts w:ascii="Calibri" w:hAnsi="Calibri"/>
+          <w:sz w:val="20"/>
+        </w:rPr>
+        <w:t>• structură continuă</w:t>
+      </w:r>
+    </w:p>
+    <w:p>
+      <w:pPr>
+        <w:spacing w:after="80"/>
+      </w:pPr>
+      <w:r>
+        <w:rPr>
+          <w:rFonts w:ascii="Calibri" w:hAnsi="Calibri"/>
+          <w:sz w:val="20"/>
+        </w:rPr>
+        <w:t>• bază pentru formule</w:t>
+      </w:r>
+    </w:p>
+    <w:p>
+      <w:pPr>
+        <w:spacing w:after="80"/>
+      </w:pPr>
+      <w:r>
+        <w:rPr>
+          <w:rFonts w:ascii="Calibri" w:hAnsi="Calibri"/>
+          <w:sz w:val="20"/>
+        </w:rPr>
+        <w:t>• bază pentru Power Query</w:t>
+      </w:r>
+    </w:p>
+    <w:p>
+      <w:pPr>
+        <w:spacing w:before="200" w:after="80"/>
+      </w:pPr>
+      <w:r>
+        <w:rPr>
+          <w:b/>
+          <w:color w:val="000000"/>
+          <w:sz w:val="26"/>
+        </w:rPr>
+        <w:t>CE VEI OBȚINE</w:t>
+      </w:r>
+    </w:p>
+    <w:p>
+      <w:pPr>
+        <w:spacing w:after="80"/>
+      </w:pPr>
+      <w:r>
+        <w:rPr>
+          <w:rFonts w:ascii="Calibri" w:hAnsi="Calibri"/>
+          <w:sz w:val="20"/>
+        </w:rPr>
+        <w:t>✓ structură controlabilă</w:t>
+      </w:r>
+    </w:p>
+    <w:p>
+      <w:pPr>
+        <w:spacing w:after="80"/>
+      </w:pPr>
+      <w:r>
+        <w:rPr>
+          <w:rFonts w:ascii="Calibri" w:hAnsi="Calibri"/>
+          <w:sz w:val="20"/>
+        </w:rPr>
+        <w:t>✓ tabel validat</w:t>
+      </w:r>
+    </w:p>
+    <w:p>
+      <w:pPr>
+        <w:spacing w:after="80"/>
+      </w:pPr>
+      <w:r>
+        <w:rPr>
+          <w:rFonts w:ascii="Calibri" w:hAnsi="Calibri"/>
+          <w:sz w:val="20"/>
+        </w:rPr>
+        <w:t>✓ bază pentru T1 complet</w:t>
+      </w:r>
+    </w:p>
+    <w:p>
+      <w:pPr>
+        <w:spacing w:after="80"/>
+      </w:pPr>
+      <w:r>
+        <w:rPr>
+          <w:rFonts w:ascii="Calibri" w:hAnsi="Calibri"/>
+          <w:sz w:val="20"/>
+        </w:rPr>
+        <w:t>✓ bază pentru T2</w:t>
       </w:r>
     </w:p>
     <w:p>

--- a/c01/FILM-Excel-01-Structurare.docx
+++ b/c01/FILM-Excel-01-Structurare.docx
@@ -37,9 +37,6 @@
       </w:r>
     </w:p>
     <w:p>
-      <w:pPr>
-        <w:spacing w:before="240" w:after="160"/>
-      </w:pPr>
       <w:r>
         <w:rPr>
           <w:b/>
@@ -72,31 +69,6 @@
           <w:sz w:val="20"/>
         </w:rPr>
         <w:t>Arată ca tabel. Nu este unul.</w:t>
-      </w:r>
-    </w:p>
-    <w:p>
-      <w:pPr>
-        <w:spacing w:before="200" w:after="80"/>
-      </w:pPr>
-      <w:r>
-        <w:rPr>
-          <w:b/>
-          <w:color w:val="000000"/>
-          <w:sz w:val="26"/>
-        </w:rPr>
-        <w:t>MICRO-BRIEF</w:t>
-      </w:r>
-    </w:p>
-    <w:p>
-      <w:pPr>
-        <w:spacing w:after="80"/>
-      </w:pPr>
-      <w:r>
-        <w:rPr>
-          <w:rFonts w:ascii="Calibri" w:hAnsi="Calibri"/>
-          <w:sz w:val="20"/>
-        </w:rPr>
-        <w:t>Un export poate avea aspectul unui tabel Excel și totuși să nu respecte regulile unui tabel real. În această construcție demonstrăm diferența dintre aparență și structură.</w:t>
       </w:r>
     </w:p>
     <w:p>
@@ -206,7 +178,153 @@
           <w:color w:val="000000"/>
           <w:sz w:val="32"/>
         </w:rPr>
-        <w:t>BRIEF STUDIU · PEDAGOGIC</w:t>
+        <w:t>ARSENAL NARATIV</w:t>
+      </w:r>
+    </w:p>
+    <w:p>
+      <w:pPr>
+        <w:spacing w:before="200" w:after="80"/>
+      </w:pPr>
+      <w:r>
+        <w:rPr>
+          <w:b/>
+          <w:color w:val="000000"/>
+          <w:sz w:val="26"/>
+        </w:rPr>
+        <w:t>SIMPTOM ÎN BUSINESS</w:t>
+      </w:r>
+    </w:p>
+    <w:p>
+      <w:pPr>
+        <w:spacing w:after="80"/>
+      </w:pPr>
+      <w:r>
+        <w:rPr>
+          <w:rFonts w:ascii="Calibri" w:hAnsi="Calibri"/>
+          <w:sz w:val="20"/>
+        </w:rPr>
+        <w:t>• rapoarte diferite pe același fișier</w:t>
+      </w:r>
+    </w:p>
+    <w:p>
+      <w:pPr>
+        <w:spacing w:after="80"/>
+      </w:pPr>
+      <w:r>
+        <w:rPr>
+          <w:rFonts w:ascii="Calibri" w:hAnsi="Calibri"/>
+          <w:sz w:val="20"/>
+        </w:rPr>
+        <w:t>• sume care nu coincid de la o filtrare la alta</w:t>
+      </w:r>
+    </w:p>
+    <w:p>
+      <w:pPr>
+        <w:spacing w:after="80"/>
+      </w:pPr>
+      <w:r>
+        <w:rPr>
+          <w:rFonts w:ascii="Calibri" w:hAnsi="Calibri"/>
+          <w:sz w:val="20"/>
+        </w:rPr>
+        <w:t>• filtre care ascund tranzacții fără să te avertizeze</w:t>
+      </w:r>
+    </w:p>
+    <w:p>
+      <w:pPr>
+        <w:spacing w:after="80"/>
+      </w:pPr>
+      <w:r>
+        <w:rPr>
+          <w:rFonts w:ascii="Calibri" w:hAnsi="Calibri"/>
+          <w:sz w:val="20"/>
+        </w:rPr>
+        <w:t>• un total general numărat ca rând de date</w:t>
+      </w:r>
+    </w:p>
+    <w:p>
+      <w:pPr>
+        <w:spacing w:before="200" w:after="80"/>
+      </w:pPr>
+      <w:r>
+        <w:rPr>
+          <w:b/>
+          <w:color w:val="000000"/>
+          <w:sz w:val="26"/>
+        </w:rPr>
+        <w:t>GREȘEALA CLASICĂ</w:t>
+      </w:r>
+    </w:p>
+    <w:p>
+      <w:pPr>
+        <w:spacing w:after="80"/>
+      </w:pPr>
+      <w:r>
+        <w:rPr>
+          <w:rFonts w:ascii="Calibri" w:hAnsi="Calibri"/>
+          <w:sz w:val="20"/>
+        </w:rPr>
+        <w:t>Oamenii încep cu formulele. Profesioniștii încep cu structura.</w:t>
+      </w:r>
+    </w:p>
+    <w:p>
+      <w:pPr>
+        <w:spacing w:before="200" w:after="80"/>
+      </w:pPr>
+      <w:r>
+        <w:rPr>
+          <w:b/>
+          <w:color w:val="000000"/>
+          <w:sz w:val="26"/>
+        </w:rPr>
+        <w:t>AHA MOMENT</w:t>
+      </w:r>
+    </w:p>
+    <w:p>
+      <w:pPr>
+        <w:spacing w:after="80"/>
+      </w:pPr>
+      <w:r>
+        <w:rPr>
+          <w:rFonts w:ascii="Calibri" w:hAnsi="Calibri"/>
+          <w:sz w:val="20"/>
+        </w:rPr>
+        <w:t>Nu există formule corecte peste o structură greșită.</w:t>
+      </w:r>
+    </w:p>
+    <w:p>
+      <w:pPr>
+        <w:spacing w:before="200" w:after="80"/>
+      </w:pPr>
+      <w:r>
+        <w:rPr>
+          <w:b/>
+          <w:color w:val="000000"/>
+          <w:sz w:val="26"/>
+        </w:rPr>
+        <w:t>FRAZA DE TRAILER (promovată din AHA MOMENT)</w:t>
+      </w:r>
+    </w:p>
+    <w:p>
+      <w:pPr>
+        <w:spacing w:after="80"/>
+      </w:pPr>
+      <w:r>
+        <w:rPr>
+          <w:rFonts w:ascii="Calibri" w:hAnsi="Calibri"/>
+          <w:sz w:val="20"/>
+        </w:rPr>
+        <w:t>Nu există formule corecte peste o structură greșită.</w:t>
+      </w:r>
+    </w:p>
+    <w:p>
+      <w:r>
+        <w:rPr>
+          <w:b/>
+          <w:color w:val="000000"/>
+          <w:sz w:val="32"/>
+        </w:rPr>
+        <w:t>BRIEF PEDAGOGIC</w:t>
       </w:r>
     </w:p>
     <w:p>
@@ -244,6 +362,31 @@
           <w:color w:val="000000"/>
           <w:sz w:val="26"/>
         </w:rPr>
+        <w:t>MICRO-BRIEF</w:t>
+      </w:r>
+    </w:p>
+    <w:p>
+      <w:pPr>
+        <w:spacing w:after="80"/>
+      </w:pPr>
+      <w:r>
+        <w:rPr>
+          <w:rFonts w:ascii="Calibri" w:hAnsi="Calibri"/>
+          <w:sz w:val="20"/>
+        </w:rPr>
+        <w:t>Un export poate avea aspectul unui tabel Excel și totuși să nu respecte regulile unui tabel real. În această construcție demonstrăm diferența dintre aparență și structură.</w:t>
+      </w:r>
+    </w:p>
+    <w:p>
+      <w:pPr>
+        <w:spacing w:before="200" w:after="80"/>
+      </w:pPr>
+      <w:r>
+        <w:rPr>
+          <w:b/>
+          <w:color w:val="000000"/>
+          <w:sz w:val="26"/>
+        </w:rPr>
         <w:t>DE CE CONTEAZĂ</w:t>
       </w:r>
     </w:p>
@@ -440,6 +583,90 @@
           <w:sz w:val="20"/>
         </w:rPr>
         <w:t>✓ bază pentru T2</w:t>
+      </w:r>
+    </w:p>
+    <w:p>
+      <w:r>
+        <w:rPr>
+          <w:b/>
+          <w:color w:val="000000"/>
+          <w:sz w:val="32"/>
+        </w:rPr>
+        <w:t>TRANSFORMAREA CURSANTULUI</w:t>
+      </w:r>
+    </w:p>
+    <w:p>
+      <w:pPr>
+        <w:spacing w:before="200" w:after="80"/>
+      </w:pPr>
+      <w:r>
+        <w:rPr>
+          <w:b/>
+          <w:color w:val="000000"/>
+          <w:sz w:val="26"/>
+        </w:rPr>
+        <w:t>COMPETENȚA DOBÂNDITĂ</w:t>
+      </w:r>
+    </w:p>
+    <w:p>
+      <w:pPr>
+        <w:spacing w:after="80"/>
+      </w:pPr>
+      <w:r>
+        <w:rPr>
+          <w:rFonts w:ascii="Calibri" w:hAnsi="Calibri"/>
+          <w:sz w:val="20"/>
+        </w:rPr>
+        <w:t>Poți identifica în mai puțin de 30 de secunde dacă un export ERP este utilizabil sau trebuie restructurat înainte de analiză.</w:t>
+      </w:r>
+    </w:p>
+    <w:p>
+      <w:pPr>
+        <w:spacing w:before="200" w:after="80"/>
+      </w:pPr>
+      <w:r>
+        <w:rPr>
+          <w:b/>
+          <w:color w:val="000000"/>
+          <w:sz w:val="26"/>
+        </w:rPr>
+        <w:t>DE ACUM ÎNAINTE</w:t>
+      </w:r>
+    </w:p>
+    <w:p>
+      <w:pPr>
+        <w:spacing w:after="80"/>
+      </w:pPr>
+      <w:r>
+        <w:rPr>
+          <w:rFonts w:ascii="Calibri" w:hAnsi="Calibri"/>
+          <w:sz w:val="20"/>
+        </w:rPr>
+        <w:t>Nu mai vezi tabele. Vezi structuri.</w:t>
+      </w:r>
+    </w:p>
+    <w:p>
+      <w:pPr>
+        <w:spacing w:after="80"/>
+      </w:pPr>
+      <w:r>
+        <w:rPr>
+          <w:rFonts w:ascii="Calibri" w:hAnsi="Calibri"/>
+          <w:sz w:val="20"/>
+        </w:rPr>
+        <w:t>Nu mai verifici cifre. Verifici fundația.</w:t>
+      </w:r>
+    </w:p>
+    <w:p>
+      <w:pPr>
+        <w:spacing w:after="80"/>
+      </w:pPr>
+      <w:r>
+        <w:rPr>
+          <w:rFonts w:ascii="Calibri" w:hAnsi="Calibri"/>
+          <w:sz w:val="20"/>
+        </w:rPr>
+        <w:t>Nu mai întrebi „ce formulă folosesc?". Întrebi „pe ce structură construiesc?".</w:t>
       </w:r>
     </w:p>
     <w:p>

--- a/c01/FILM-Excel-01-Structurare.docx
+++ b/c01/FILM-Excel-01-Structurare.docx
@@ -93,7 +93,7 @@
           <w:rFonts w:ascii="Calibri" w:hAnsi="Calibri"/>
           <w:sz w:val="20"/>
         </w:rPr>
-        <w:t>Când structura e contaminată, fiecare formulă construită deasupra moștenește contaminarea. Decizia ta de business e ancorată în date care doar par tabel.</w:t>
+        <w:t>Obținem o structură pe care Excel o poate înțelege, verifica și reutiliza. Orice calcul construit deasupra pornește de pe o fundație controlabilă.</w:t>
       </w:r>
     </w:p>
     <w:p>

--- a/c01/FILM-Excel-01-Structurare.docx
+++ b/c01/FILM-Excel-01-Structurare.docx
@@ -593,6 +593,31 @@
           <w:sz w:val="32"/>
         </w:rPr>
         <w:t>TRANSFORMAREA CURSANTULUI</w:t>
+      </w:r>
+    </w:p>
+    <w:p>
+      <w:pPr>
+        <w:spacing w:before="200" w:after="80"/>
+      </w:pPr>
+      <w:r>
+        <w:rPr>
+          <w:b/>
+          <w:color w:val="000000"/>
+          <w:sz w:val="26"/>
+        </w:rPr>
+        <w:t>CINE DEVII (promisiune · bookend)</w:t>
+      </w:r>
+    </w:p>
+    <w:p>
+      <w:pPr>
+        <w:spacing w:after="80"/>
+      </w:pPr>
+      <w:r>
+        <w:rPr>
+          <w:rFonts w:ascii="Calibri" w:hAnsi="Calibri"/>
+          <w:sz w:val="20"/>
+        </w:rPr>
+        <w:t>Nu mai vezi tabele. Vezi structuri.</w:t>
       </w:r>
     </w:p>
     <w:p>

--- a/c01/FILM-Excel-01-Structurare.docx
+++ b/c01/FILM-Excel-01-Structurare.docx
@@ -2080,7 +2080,7 @@
           <w:rFonts w:ascii="Calibri" w:hAnsi="Calibri"/>
           <w:sz w:val="20"/>
         </w:rPr>
-        <w:t>AGGREGATE confirmă suma martor după transformare. Suma rămâne 7.986.019 (sau diferență explicit motivată de transformare).</w:t>
+        <w:t>AGGREGATE confirmă controlul de conservare după transformare. Suma rămâne 7.986.019 (sau diferență explicit motivată de transformare).</w:t>
       </w:r>
     </w:p>
     <w:p>

--- a/c01/FILM-Excel-01-Structurare.docx
+++ b/c01/FILM-Excel-01-Structurare.docx
@@ -1525,7 +1525,7 @@
           <w:rFonts w:ascii="Calibri" w:hAnsi="Calibri"/>
           <w:sz w:val="20"/>
         </w:rPr>
-        <w:t>Confirmăm martorul: "Suma de control vizibilă: șapte milioane nouă sute optzeci și șase de mii nouăsprezece lei. Verific dacă această sumă este ce arată tabelul sau ce conține tabelul."</w:t>
+        <w:t>Confirmăm martorul: "Suma de control vizibilă, fixată ca martor. Verific dacă această sumă este ce arată tabelul sau ce conține tabelul."</w:t>
       </w:r>
     </w:p>
     <w:p>
@@ -2080,7 +2080,7 @@
           <w:rFonts w:ascii="Calibri" w:hAnsi="Calibri"/>
           <w:sz w:val="20"/>
         </w:rPr>
-        <w:t>AGGREGATE confirmă controlul de conservare după transformare. Suma rămâne 7.986.019 (sau diferență explicit motivată de transformare).</w:t>
+        <w:t>AGGREGATE confirmă controlul de conservare după transformare. Suma rămâne conservată (sau diferență explicit motivată de transformare).</w:t>
       </w:r>
     </w:p>
     <w:p>
@@ -2156,7 +2156,7 @@
           <w:rFonts w:ascii="Calibri" w:hAnsi="Calibri"/>
           <w:sz w:val="20"/>
         </w:rPr>
-        <w:t>Cursor pe celula goală sub coloana valoare_neta. Scriem =AGGREGATE(9,5,...). Cifra apare: 7.986.019,38 lei. Egal cu martorul inițial. Confirmare.</w:t>
+        <w:t>Cursor pe celula goală sub coloana valoare_neta. Scriem =AGGREGATE(9,5,...). Cifra apare: suma de control. Egal cu martorul inițial. Confirmare.</w:t>
       </w:r>
     </w:p>
     <w:p>
@@ -2206,7 +2206,7 @@
           <w:rFonts w:ascii="Calibri" w:hAnsi="Calibri"/>
           <w:sz w:val="20"/>
         </w:rPr>
-        <w:t>Citim cu voce tare: "Șapte milioane nouă sute optzeci și șase de mii nouăsprezece lei și treizeci și opt de bani. Egal cu martorul. Transformarea e neutră semantic."</w:t>
+        <w:t>Citim cu voce tare: "Suma de control conservată. Egal cu martorul. Transformarea e neutră semantic."</w:t>
       </w:r>
     </w:p>
     <w:p>
@@ -2610,7 +2610,7 @@
           <w:rFonts w:ascii="Calibri" w:hAnsi="Calibri"/>
           <w:sz w:val="20"/>
         </w:rPr>
-        <w:t>Tabel Vanzari × 14 coloane × 2.000 rânduri tranzacții. Suma 7.986.019,38 lei verificată. Predat ca Date_MASTER-C01.xlsx (sheet Vanzari_Curat) către C02.</w:t>
+        <w:t>Tabel Vanzari × 14 coloane × 2.000 rânduri tranzacții. Suma de control verificată. Predat ca Date_MASTER-C01.xlsx (sheet Vanzari_Curat) către C02.</w:t>
       </w:r>
     </w:p>
     <w:p>
@@ -2660,7 +2660,7 @@
           <w:rFonts w:ascii="Calibri" w:hAnsi="Calibri"/>
           <w:sz w:val="20"/>
         </w:rPr>
-        <w:t>Rostim semnătura: "Nu am reconstruit tabelul. L-am făcut controlabil. Suma de control: șapte milioane nouă sute optzeci și șase de mii nouăsprezece lei. Predat către C02."</w:t>
+        <w:t>Rostim semnătura: "Nu am reconstruit tabelul. L-am făcut controlabil. Suma de control rămâne fixată. Predat către C02."</w:t>
       </w:r>
     </w:p>
     <w:p>

--- a/c01/FILM-Excel-01-Structurare.docx
+++ b/c01/FILM-Excel-01-Structurare.docx
@@ -9,7 +9,7 @@
           <w:color w:val="000000"/>
           <w:sz w:val="44"/>
         </w:rPr>
-        <w:t>FILM · C01 STRUCTURA TABELELOR</w:t>
+        <w:t>FILM · C01 STRUCTURAREA TABELELOR</w:t>
       </w:r>
     </w:p>
     <w:p>
@@ -2759,7 +2759,7 @@
           <w:rFonts w:ascii="Calibri" w:hAnsi="Calibri"/>
           <w:sz w:val="20"/>
         </w:rPr>
-        <w:t>Predat către C02 CONTROLUL DATELOR.</w:t>
+        <w:t>Predat către C02 CONFRUNTAREA CU REALITATEA.</w:t>
       </w:r>
     </w:p>
     <w:sectPr>
